--- a/latestCV/Maninder-Singh-MERN-Stack-Developer.docx
+++ b/latestCV/Maninder-Singh-MERN-Stack-Developer.docx
@@ -69,7 +69,7 @@
         </w:rPr>
         <w:t xml:space="preserve">  |  </w:t>
       </w:r>
-      <w:hyperlink w:history="1" r:id="rIdfn7us4tfkcojprbp7rmam">
+      <w:hyperlink w:history="1" r:id="rIdgx1cjrl7pgtyeainuyaqs">
         <w:r>
           <w:rPr>
             <w:b/>
@@ -91,7 +91,7 @@
         </w:rPr>
         <w:t xml:space="preserve">  |  </w:t>
       </w:r>
-      <w:hyperlink w:history="1" r:id="rIdntf4p2szrrl_huhh_xenm">
+      <w:hyperlink w:history="1" r:id="rIdj-wmqoh5sw4dv6guwuiim">
         <w:r>
           <w:rPr>
             <w:b/>
@@ -1240,7 +1240,7 @@
         </w:numPr>
         <w:spacing w:after="20"/>
       </w:pPr>
-      <w:hyperlink w:history="1" r:id="rId2jo2ov6jau27iz9avynf3">
+      <w:hyperlink w:history="1" r:id="rIdmgycs6owepxqanplt6xqo">
         <w:r>
           <w:rPr>
             <w:b/>
@@ -1272,7 +1272,7 @@
         </w:numPr>
         <w:spacing w:after="20"/>
       </w:pPr>
-      <w:hyperlink w:history="1" r:id="rIdacli91z2gwnobcxb4paz_">
+      <w:hyperlink w:history="1" r:id="rIdtb3bsfp4em3gh8uzsev51">
         <w:r>
           <w:rPr>
             <w:b/>
@@ -1320,7 +1320,7 @@
         </w:numPr>
         <w:spacing w:after="20"/>
       </w:pPr>
-      <w:hyperlink w:history="1" r:id="rIdeg1h6y-zulervpc5-gxzb">
+      <w:hyperlink w:history="1" r:id="rIdbwdhxyac1qqvci-jblugc">
         <w:r>
           <w:rPr>
             <w:b/>
@@ -1352,7 +1352,7 @@
         </w:numPr>
         <w:spacing w:after="20"/>
       </w:pPr>
-      <w:hyperlink w:history="1" r:id="rIdl8khbqbof1cpx6b7alzms">
+      <w:hyperlink w:history="1" r:id="rIdeylehh2imuoovwzay9mlv">
         <w:r>
           <w:rPr>
             <w:b/>
@@ -1384,7 +1384,7 @@
         </w:numPr>
         <w:spacing w:after="20"/>
       </w:pPr>
-      <w:hyperlink w:history="1" r:id="rIdwsiovyullmpa1ztr_pwlz">
+      <w:hyperlink w:history="1" r:id="rIdv-swoyn5_mdsaioadwbki">
         <w:r>
           <w:rPr>
             <w:b/>
@@ -1432,7 +1432,7 @@
         </w:numPr>
         <w:spacing w:after="20"/>
       </w:pPr>
-      <w:hyperlink w:history="1" r:id="rIdvjh5tcquvwvepohtheqvw">
+      <w:hyperlink w:history="1" r:id="rIdnndgbl9h54sauwoderimc">
         <w:r>
           <w:rPr>
             <w:b/>
@@ -1464,7 +1464,7 @@
         </w:numPr>
         <w:spacing w:after="20"/>
       </w:pPr>
-      <w:hyperlink w:history="1" r:id="rId2mxmqez-cloobohljxogx">
+      <w:hyperlink w:history="1" r:id="rIdpu0lvo1h2teurpnqf3dfn">
         <w:r>
           <w:rPr>
             <w:b/>
@@ -1496,7 +1496,7 @@
         </w:numPr>
         <w:spacing w:after="20"/>
       </w:pPr>
-      <w:hyperlink w:history="1" r:id="rIdkh_on685jf9odzwvt46vs">
+      <w:hyperlink w:history="1" r:id="rIdjkqh4404dn1_9a4cnrydl">
         <w:r>
           <w:rPr>
             <w:b/>
@@ -1528,7 +1528,7 @@
         </w:numPr>
         <w:spacing w:after="20"/>
       </w:pPr>
-      <w:hyperlink w:history="1" r:id="rIdtydh_qhvljieuxeh_iia2">
+      <w:hyperlink w:history="1" r:id="rIdhztr0lcrmifletfpjiryo">
         <w:r>
           <w:rPr>
             <w:b/>
@@ -1560,7 +1560,7 @@
         </w:numPr>
         <w:spacing w:after="20"/>
       </w:pPr>
-      <w:hyperlink w:history="1" r:id="rId6_gygqepmw-0xykuaaoeg">
+      <w:hyperlink w:history="1" r:id="rIddceiz5fwu-z5-p3-cjegx">
         <w:r>
           <w:rPr>
             <w:b/>
@@ -1592,7 +1592,7 @@
         </w:numPr>
         <w:spacing w:after="20"/>
       </w:pPr>
-      <w:hyperlink w:history="1" r:id="rIda7ye1qzd5qkmd7tdljiwi">
+      <w:hyperlink w:history="1" r:id="rId3gw13_z1zkud5qta4daa8">
         <w:r>
           <w:rPr>
             <w:b/>
@@ -1640,7 +1640,7 @@
         </w:numPr>
         <w:spacing w:after="20"/>
       </w:pPr>
-      <w:hyperlink w:history="1" r:id="rIdprovhamv-s0ahrirqrf3t">
+      <w:hyperlink w:history="1" r:id="rIdplfu4ui02asvqofjdlnwn">
         <w:r>
           <w:rPr>
             <w:b/>
@@ -1672,7 +1672,7 @@
         </w:numPr>
         <w:spacing w:after="20"/>
       </w:pPr>
-      <w:hyperlink w:history="1" r:id="rIdebclehaqz6gqpxqfjhtfz">
+      <w:hyperlink w:history="1" r:id="rIdtjgifi5nzdrfui7ei-lv2">
         <w:r>
           <w:rPr>
             <w:b/>
@@ -1704,7 +1704,7 @@
         </w:numPr>
         <w:spacing w:after="20"/>
       </w:pPr>
-      <w:hyperlink w:history="1" r:id="rIdlztsdjgrso-cljga0i8pa">
+      <w:hyperlink w:history="1" r:id="rIdptzqtbjhcxfna-nmujkm4">
         <w:r>
           <w:rPr>
             <w:b/>
@@ -1752,7 +1752,7 @@
         </w:numPr>
         <w:spacing w:after="20"/>
       </w:pPr>
-      <w:hyperlink w:history="1" r:id="rIdlvwxnwhmay0d_a3eao7wd">
+      <w:hyperlink w:history="1" r:id="rIdj5rgoylap-9f_-pxkrqys">
         <w:r>
           <w:rPr>
             <w:b/>
@@ -1784,7 +1784,7 @@
         </w:numPr>
         <w:spacing w:after="20"/>
       </w:pPr>
-      <w:hyperlink w:history="1" r:id="rIdv2kact3szwrpzm6cjh1zc">
+      <w:hyperlink w:history="1" r:id="rIdim9gbdbthmoxbqdxekec5">
         <w:r>
           <w:rPr>
             <w:b/>
@@ -1816,7 +1816,7 @@
         </w:numPr>
         <w:spacing w:after="20"/>
       </w:pPr>
-      <w:hyperlink w:history="1" r:id="rIdss6ulxs683xwef2pno23s">
+      <w:hyperlink w:history="1" r:id="rIdnkvc1h2v2dsybof3k2nfm">
         <w:r>
           <w:rPr>
             <w:b/>
@@ -1878,7 +1878,7 @@
         </w:numPr>
         <w:spacing w:after="20"/>
       </w:pPr>
-      <w:hyperlink w:history="1" r:id="rIdjhggcyixfnb9yryclta4_">
+      <w:hyperlink w:history="1" r:id="rIdklw3e0jekoxw7txbio50i">
         <w:r>
           <w:rPr>
             <w:b/>
@@ -1910,7 +1910,7 @@
         </w:numPr>
         <w:spacing w:after="20"/>
       </w:pPr>
-      <w:hyperlink w:history="1" r:id="rIdlzty6b4wxm50op5hkseft">
+      <w:hyperlink w:history="1" r:id="rIdcpa8jahnedrb3u_2vkgez">
         <w:r>
           <w:rPr>
             <w:b/>
@@ -1958,7 +1958,7 @@
         </w:numPr>
         <w:spacing w:after="20"/>
       </w:pPr>
-      <w:hyperlink w:history="1" r:id="rIdlvngq6ipdxsunwmurvu7j">
+      <w:hyperlink w:history="1" r:id="rIdzkyq7eeuexburxdk9jzzw">
         <w:r>
           <w:rPr>
             <w:b/>
@@ -1990,7 +1990,7 @@
         </w:numPr>
         <w:spacing w:after="20"/>
       </w:pPr>
-      <w:hyperlink w:history="1" r:id="rIdxov8uzkenqzllswvzqgxj">
+      <w:hyperlink w:history="1" r:id="rIdctyfwiv2fn5ohtera7qwl">
         <w:r>
           <w:rPr>
             <w:b/>

--- a/latestCV/Maninder-Singh-MERN-Stack-Developer.docx
+++ b/latestCV/Maninder-Singh-MERN-Stack-Developer.docx
@@ -69,19 +69,17 @@
         </w:rPr>
         <w:t xml:space="preserve">  |  </w:t>
       </w:r>
-      <w:hyperlink w:history="1" r:id="rIdgx1cjrl7pgtyeainuyaqs">
-        <w:r>
-          <w:rPr>
-            <w:b/>
-            <w:bCs/>
-            <w:color w:val="333333"/>
-            <w:sz w:val="20"/>
-            <w:szCs w:val="20"/>
-            <w:rFonts w:ascii="Calibri" w:cs="Calibri" w:eastAsia="Calibri" w:hAnsi="Calibri"/>
-          </w:rPr>
-          <w:t xml:space="preserve">maninder6005@gmail.com</w:t>
-        </w:r>
-      </w:hyperlink>
+      <w:r>
+        <w:rPr>
+          <w:b/>
+          <w:bCs/>
+          <w:color w:val="333333"/>
+          <w:sz w:val="20"/>
+          <w:szCs w:val="20"/>
+          <w:rFonts w:ascii="Calibri" w:cs="Calibri" w:eastAsia="Calibri" w:hAnsi="Calibri"/>
+        </w:rPr>
+        <w:t xml:space="preserve">maninder6005@gmail.com</w:t>
+      </w:r>
       <w:r>
         <w:rPr>
           <w:color w:val="B4A7D6"/>
@@ -91,19 +89,17 @@
         </w:rPr>
         <w:t xml:space="preserve">  |  </w:t>
       </w:r>
-      <w:hyperlink w:history="1" r:id="rIdj-wmqoh5sw4dv6guwuiim">
-        <w:r>
-          <w:rPr>
-            <w:b/>
-            <w:bCs/>
-            <w:color w:val="333333"/>
-            <w:sz w:val="20"/>
-            <w:szCs w:val="20"/>
-            <w:rFonts w:ascii="Calibri" w:cs="Calibri" w:eastAsia="Calibri" w:hAnsi="Calibri"/>
-          </w:rPr>
-          <w:t xml:space="preserve">linkedin.com/in/maninder0000</w:t>
-        </w:r>
-      </w:hyperlink>
+      <w:r>
+        <w:rPr>
+          <w:b/>
+          <w:bCs/>
+          <w:color w:val="333333"/>
+          <w:sz w:val="20"/>
+          <w:szCs w:val="20"/>
+          <w:rFonts w:ascii="Calibri" w:cs="Calibri" w:eastAsia="Calibri" w:hAnsi="Calibri"/>
+        </w:rPr>
+        <w:t xml:space="preserve">linkedin.com/in/maninder0000</w:t>
+      </w:r>
       <w:r>
         <w:rPr>
           <w:color w:val="B4A7D6"/>
@@ -1240,19 +1236,17 @@
         </w:numPr>
         <w:spacing w:after="20"/>
       </w:pPr>
-      <w:hyperlink w:history="1" r:id="rIdmgycs6owepxqanplt6xqo">
-        <w:r>
-          <w:rPr>
-            <w:b/>
-            <w:bCs/>
-            <w:color w:val="5B4B8A"/>
-            <w:sz w:val="20"/>
-            <w:szCs w:val="20"/>
-            <w:rFonts w:ascii="Calibri" w:cs="Calibri" w:eastAsia="Calibri" w:hAnsi="Calibri"/>
-          </w:rPr>
-          <w:t xml:space="preserve">Guild</w:t>
-        </w:r>
-      </w:hyperlink>
+      <w:r>
+        <w:rPr>
+          <w:b/>
+          <w:bCs/>
+          <w:color w:val="5B4B8A"/>
+          <w:sz w:val="20"/>
+          <w:szCs w:val="20"/>
+          <w:rFonts w:ascii="Calibri" w:cs="Calibri" w:eastAsia="Calibri" w:hAnsi="Calibri"/>
+        </w:rPr>
+        <w:t xml:space="preserve">Guild</w:t>
+      </w:r>
       <w:r>
         <w:rPr>
           <w:color w:val="222222"/>
@@ -1272,19 +1266,17 @@
         </w:numPr>
         <w:spacing w:after="20"/>
       </w:pPr>
-      <w:hyperlink w:history="1" r:id="rIdtb3bsfp4em3gh8uzsev51">
-        <w:r>
-          <w:rPr>
-            <w:b/>
-            <w:bCs/>
-            <w:color w:val="5B4B8A"/>
-            <w:sz w:val="20"/>
-            <w:szCs w:val="20"/>
-            <w:rFonts w:ascii="Calibri" w:cs="Calibri" w:eastAsia="Calibri" w:hAnsi="Calibri"/>
-          </w:rPr>
-          <w:t xml:space="preserve">triceraprint.com</w:t>
-        </w:r>
-      </w:hyperlink>
+      <w:r>
+        <w:rPr>
+          <w:b/>
+          <w:bCs/>
+          <w:color w:val="5B4B8A"/>
+          <w:sz w:val="20"/>
+          <w:szCs w:val="20"/>
+          <w:rFonts w:ascii="Calibri" w:cs="Calibri" w:eastAsia="Calibri" w:hAnsi="Calibri"/>
+        </w:rPr>
+        <w:t xml:space="preserve">triceraprint.com</w:t>
+      </w:r>
       <w:r>
         <w:rPr>
           <w:color w:val="222222"/>
@@ -1320,19 +1312,17 @@
         </w:numPr>
         <w:spacing w:after="20"/>
       </w:pPr>
-      <w:hyperlink w:history="1" r:id="rIdbwdhxyac1qqvci-jblugc">
-        <w:r>
-          <w:rPr>
-            <w:b/>
-            <w:bCs/>
-            <w:color w:val="5B4B8A"/>
-            <w:sz w:val="20"/>
-            <w:szCs w:val="20"/>
-            <w:rFonts w:ascii="Calibri" w:cs="Calibri" w:eastAsia="Calibri" w:hAnsi="Calibri"/>
-          </w:rPr>
-          <w:t xml:space="preserve">app.missionalagents.com</w:t>
-        </w:r>
-      </w:hyperlink>
+      <w:r>
+        <w:rPr>
+          <w:b/>
+          <w:bCs/>
+          <w:color w:val="5B4B8A"/>
+          <w:sz w:val="20"/>
+          <w:szCs w:val="20"/>
+          <w:rFonts w:ascii="Calibri" w:cs="Calibri" w:eastAsia="Calibri" w:hAnsi="Calibri"/>
+        </w:rPr>
+        <w:t xml:space="preserve">app.missionalagents.com</w:t>
+      </w:r>
       <w:r>
         <w:rPr>
           <w:color w:val="222222"/>
@@ -1352,19 +1342,17 @@
         </w:numPr>
         <w:spacing w:after="20"/>
       </w:pPr>
-      <w:hyperlink w:history="1" r:id="rIdeylehh2imuoovwzay9mlv">
-        <w:r>
-          <w:rPr>
-            <w:b/>
-            <w:bCs/>
-            <w:color w:val="5B4B8A"/>
-            <w:sz w:val="20"/>
-            <w:szCs w:val="20"/>
-            <w:rFonts w:ascii="Calibri" w:cs="Calibri" w:eastAsia="Calibri" w:hAnsi="Calibri"/>
-          </w:rPr>
-          <w:t xml:space="preserve">providerpassport.io</w:t>
-        </w:r>
-      </w:hyperlink>
+      <w:r>
+        <w:rPr>
+          <w:b/>
+          <w:bCs/>
+          <w:color w:val="5B4B8A"/>
+          <w:sz w:val="20"/>
+          <w:szCs w:val="20"/>
+          <w:rFonts w:ascii="Calibri" w:cs="Calibri" w:eastAsia="Calibri" w:hAnsi="Calibri"/>
+        </w:rPr>
+        <w:t xml:space="preserve">providerpassport.io</w:t>
+      </w:r>
       <w:r>
         <w:rPr>
           <w:color w:val="222222"/>
@@ -1384,19 +1372,17 @@
         </w:numPr>
         <w:spacing w:after="20"/>
       </w:pPr>
-      <w:hyperlink w:history="1" r:id="rIdv-swoyn5_mdsaioadwbki">
-        <w:r>
-          <w:rPr>
-            <w:b/>
-            <w:bCs/>
-            <w:color w:val="5B4B8A"/>
-            <w:sz w:val="20"/>
-            <w:szCs w:val="20"/>
-            <w:rFonts w:ascii="Calibri" w:cs="Calibri" w:eastAsia="Calibri" w:hAnsi="Calibri"/>
-          </w:rPr>
-          <w:t xml:space="preserve">staff.mca.ca</w:t>
-        </w:r>
-      </w:hyperlink>
+      <w:r>
+        <w:rPr>
+          <w:b/>
+          <w:bCs/>
+          <w:color w:val="5B4B8A"/>
+          <w:sz w:val="20"/>
+          <w:szCs w:val="20"/>
+          <w:rFonts w:ascii="Calibri" w:cs="Calibri" w:eastAsia="Calibri" w:hAnsi="Calibri"/>
+        </w:rPr>
+        <w:t xml:space="preserve">staff.mca.ca</w:t>
+      </w:r>
       <w:r>
         <w:rPr>
           <w:color w:val="222222"/>
@@ -1432,19 +1418,17 @@
         </w:numPr>
         <w:spacing w:after="20"/>
       </w:pPr>
-      <w:hyperlink w:history="1" r:id="rIdnndgbl9h54sauwoderimc">
-        <w:r>
-          <w:rPr>
-            <w:b/>
-            <w:bCs/>
-            <w:color w:val="5B4B8A"/>
-            <w:sz w:val="20"/>
-            <w:szCs w:val="20"/>
-            <w:rFonts w:ascii="Calibri" w:cs="Calibri" w:eastAsia="Calibri" w:hAnsi="Calibri"/>
-          </w:rPr>
-          <w:t xml:space="preserve">koffer-to-go.de</w:t>
-        </w:r>
-      </w:hyperlink>
+      <w:r>
+        <w:rPr>
+          <w:b/>
+          <w:bCs/>
+          <w:color w:val="5B4B8A"/>
+          <w:sz w:val="20"/>
+          <w:szCs w:val="20"/>
+          <w:rFonts w:ascii="Calibri" w:cs="Calibri" w:eastAsia="Calibri" w:hAnsi="Calibri"/>
+        </w:rPr>
+        <w:t xml:space="preserve">koffer-to-go.de</w:t>
+      </w:r>
       <w:r>
         <w:rPr>
           <w:color w:val="222222"/>
@@ -1464,19 +1448,17 @@
         </w:numPr>
         <w:spacing w:after="20"/>
       </w:pPr>
-      <w:hyperlink w:history="1" r:id="rIdpu0lvo1h2teurpnqf3dfn">
-        <w:r>
-          <w:rPr>
-            <w:b/>
-            <w:bCs/>
-            <w:color w:val="5B4B8A"/>
-            <w:sz w:val="20"/>
-            <w:szCs w:val="20"/>
-            <w:rFonts w:ascii="Calibri" w:cs="Calibri" w:eastAsia="Calibri" w:hAnsi="Calibri"/>
-          </w:rPr>
-          <w:t xml:space="preserve">frostkrone.de</w:t>
-        </w:r>
-      </w:hyperlink>
+      <w:r>
+        <w:rPr>
+          <w:b/>
+          <w:bCs/>
+          <w:color w:val="5B4B8A"/>
+          <w:sz w:val="20"/>
+          <w:szCs w:val="20"/>
+          <w:rFonts w:ascii="Calibri" w:cs="Calibri" w:eastAsia="Calibri" w:hAnsi="Calibri"/>
+        </w:rPr>
+        <w:t xml:space="preserve">frostkrone.de</w:t>
+      </w:r>
       <w:r>
         <w:rPr>
           <w:color w:val="222222"/>
@@ -1496,19 +1478,17 @@
         </w:numPr>
         <w:spacing w:after="20"/>
       </w:pPr>
-      <w:hyperlink w:history="1" r:id="rIdjkqh4404dn1_9a4cnrydl">
-        <w:r>
-          <w:rPr>
-            <w:b/>
-            <w:bCs/>
-            <w:color w:val="5B4B8A"/>
-            <w:sz w:val="20"/>
-            <w:szCs w:val="20"/>
-            <w:rFonts w:ascii="Calibri" w:cs="Calibri" w:eastAsia="Calibri" w:hAnsi="Calibri"/>
-          </w:rPr>
-          <w:t xml:space="preserve">meentzen.de</w:t>
-        </w:r>
-      </w:hyperlink>
+      <w:r>
+        <w:rPr>
+          <w:b/>
+          <w:bCs/>
+          <w:color w:val="5B4B8A"/>
+          <w:sz w:val="20"/>
+          <w:szCs w:val="20"/>
+          <w:rFonts w:ascii="Calibri" w:cs="Calibri" w:eastAsia="Calibri" w:hAnsi="Calibri"/>
+        </w:rPr>
+        <w:t xml:space="preserve">meentzen.de</w:t>
+      </w:r>
       <w:r>
         <w:rPr>
           <w:color w:val="222222"/>
@@ -1528,19 +1508,17 @@
         </w:numPr>
         <w:spacing w:after="20"/>
       </w:pPr>
-      <w:hyperlink w:history="1" r:id="rIdhztr0lcrmifletfpjiryo">
-        <w:r>
-          <w:rPr>
-            <w:b/>
-            <w:bCs/>
-            <w:color w:val="5B4B8A"/>
-            <w:sz w:val="20"/>
-            <w:szCs w:val="20"/>
-            <w:rFonts w:ascii="Calibri" w:cs="Calibri" w:eastAsia="Calibri" w:hAnsi="Calibri"/>
-          </w:rPr>
-          <w:t xml:space="preserve">rbb-online-shop.de</w:t>
-        </w:r>
-      </w:hyperlink>
+      <w:r>
+        <w:rPr>
+          <w:b/>
+          <w:bCs/>
+          <w:color w:val="5B4B8A"/>
+          <w:sz w:val="20"/>
+          <w:szCs w:val="20"/>
+          <w:rFonts w:ascii="Calibri" w:cs="Calibri" w:eastAsia="Calibri" w:hAnsi="Calibri"/>
+        </w:rPr>
+        <w:t xml:space="preserve">rbb-online-shop.de</w:t>
+      </w:r>
       <w:r>
         <w:rPr>
           <w:color w:val="222222"/>
@@ -1560,19 +1538,17 @@
         </w:numPr>
         <w:spacing w:after="20"/>
       </w:pPr>
-      <w:hyperlink w:history="1" r:id="rIddceiz5fwu-z5-p3-cjegx">
-        <w:r>
-          <w:rPr>
-            <w:b/>
-            <w:bCs/>
-            <w:color w:val="5B4B8A"/>
-            <w:sz w:val="20"/>
-            <w:szCs w:val="20"/>
-            <w:rFonts w:ascii="Calibri" w:cs="Calibri" w:eastAsia="Calibri" w:hAnsi="Calibri"/>
-          </w:rPr>
-          <w:t xml:space="preserve">sassyclassy.de</w:t>
-        </w:r>
-      </w:hyperlink>
+      <w:r>
+        <w:rPr>
+          <w:b/>
+          <w:bCs/>
+          <w:color w:val="5B4B8A"/>
+          <w:sz w:val="20"/>
+          <w:szCs w:val="20"/>
+          <w:rFonts w:ascii="Calibri" w:cs="Calibri" w:eastAsia="Calibri" w:hAnsi="Calibri"/>
+        </w:rPr>
+        <w:t xml:space="preserve">sassyclassy.de</w:t>
+      </w:r>
       <w:r>
         <w:rPr>
           <w:color w:val="222222"/>
@@ -1592,19 +1568,17 @@
         </w:numPr>
         <w:spacing w:after="20"/>
       </w:pPr>
-      <w:hyperlink w:history="1" r:id="rId3gw13_z1zkud5qta4daa8">
-        <w:r>
-          <w:rPr>
-            <w:b/>
-            <w:bCs/>
-            <w:color w:val="5B4B8A"/>
-            <w:sz w:val="20"/>
-            <w:szCs w:val="20"/>
-            <w:rFonts w:ascii="Calibri" w:cs="Calibri" w:eastAsia="Calibri" w:hAnsi="Calibri"/>
-          </w:rPr>
-          <w:t xml:space="preserve">val-store.com</w:t>
-        </w:r>
-      </w:hyperlink>
+      <w:r>
+        <w:rPr>
+          <w:b/>
+          <w:bCs/>
+          <w:color w:val="5B4B8A"/>
+          <w:sz w:val="20"/>
+          <w:szCs w:val="20"/>
+          <w:rFonts w:ascii="Calibri" w:cs="Calibri" w:eastAsia="Calibri" w:hAnsi="Calibri"/>
+        </w:rPr>
+        <w:t xml:space="preserve">val-store.com</w:t>
+      </w:r>
       <w:r>
         <w:rPr>
           <w:color w:val="222222"/>
@@ -1640,19 +1614,17 @@
         </w:numPr>
         <w:spacing w:after="20"/>
       </w:pPr>
-      <w:hyperlink w:history="1" r:id="rIdplfu4ui02asvqofjdlnwn">
-        <w:r>
-          <w:rPr>
-            <w:b/>
-            <w:bCs/>
-            <w:color w:val="5B4B8A"/>
-            <w:sz w:val="20"/>
-            <w:szCs w:val="20"/>
-            <w:rFonts w:ascii="Calibri" w:cs="Calibri" w:eastAsia="Calibri" w:hAnsi="Calibri"/>
-          </w:rPr>
-          <w:t xml:space="preserve">schmetterling.de</w:t>
-        </w:r>
-      </w:hyperlink>
+      <w:r>
+        <w:rPr>
+          <w:b/>
+          <w:bCs/>
+          <w:color w:val="5B4B8A"/>
+          <w:sz w:val="20"/>
+          <w:szCs w:val="20"/>
+          <w:rFonts w:ascii="Calibri" w:cs="Calibri" w:eastAsia="Calibri" w:hAnsi="Calibri"/>
+        </w:rPr>
+        <w:t xml:space="preserve">schmetterling.de</w:t>
+      </w:r>
       <w:r>
         <w:rPr>
           <w:color w:val="222222"/>
@@ -1672,19 +1644,17 @@
         </w:numPr>
         <w:spacing w:after="20"/>
       </w:pPr>
-      <w:hyperlink w:history="1" r:id="rIdtjgifi5nzdrfui7ei-lv2">
-        <w:r>
-          <w:rPr>
-            <w:b/>
-            <w:bCs/>
-            <w:color w:val="5B4B8A"/>
-            <w:sz w:val="20"/>
-            <w:szCs w:val="20"/>
-            <w:rFonts w:ascii="Calibri" w:cs="Calibri" w:eastAsia="Calibri" w:hAnsi="Calibri"/>
-          </w:rPr>
-          <w:t xml:space="preserve">locumbay.com</w:t>
-        </w:r>
-      </w:hyperlink>
+      <w:r>
+        <w:rPr>
+          <w:b/>
+          <w:bCs/>
+          <w:color w:val="5B4B8A"/>
+          <w:sz w:val="20"/>
+          <w:szCs w:val="20"/>
+          <w:rFonts w:ascii="Calibri" w:cs="Calibri" w:eastAsia="Calibri" w:hAnsi="Calibri"/>
+        </w:rPr>
+        <w:t xml:space="preserve">locumbay.com</w:t>
+      </w:r>
       <w:r>
         <w:rPr>
           <w:color w:val="222222"/>
@@ -1704,19 +1674,17 @@
         </w:numPr>
         <w:spacing w:after="20"/>
       </w:pPr>
-      <w:hyperlink w:history="1" r:id="rIdptzqtbjhcxfna-nmujkm4">
-        <w:r>
-          <w:rPr>
-            <w:b/>
-            <w:bCs/>
-            <w:color w:val="5B4B8A"/>
-            <w:sz w:val="20"/>
-            <w:szCs w:val="20"/>
-            <w:rFonts w:ascii="Calibri" w:cs="Calibri" w:eastAsia="Calibri" w:hAnsi="Calibri"/>
-          </w:rPr>
-          <w:t xml:space="preserve">local-brand-x.com</w:t>
-        </w:r>
-      </w:hyperlink>
+      <w:r>
+        <w:rPr>
+          <w:b/>
+          <w:bCs/>
+          <w:color w:val="5B4B8A"/>
+          <w:sz w:val="20"/>
+          <w:szCs w:val="20"/>
+          <w:rFonts w:ascii="Calibri" w:cs="Calibri" w:eastAsia="Calibri" w:hAnsi="Calibri"/>
+        </w:rPr>
+        <w:t xml:space="preserve">local-brand-x.com</w:t>
+      </w:r>
       <w:r>
         <w:rPr>
           <w:color w:val="222222"/>
@@ -1752,19 +1720,17 @@
         </w:numPr>
         <w:spacing w:after="20"/>
       </w:pPr>
-      <w:hyperlink w:history="1" r:id="rIdj5rgoylap-9f_-pxkrqys">
-        <w:r>
-          <w:rPr>
-            <w:b/>
-            <w:bCs/>
-            <w:color w:val="5B4B8A"/>
-            <w:sz w:val="20"/>
-            <w:szCs w:val="20"/>
-            <w:rFonts w:ascii="Calibri" w:cs="Calibri" w:eastAsia="Calibri" w:hAnsi="Calibri"/>
-          </w:rPr>
-          <w:t xml:space="preserve">wpempirebuilder.com</w:t>
-        </w:r>
-      </w:hyperlink>
+      <w:r>
+        <w:rPr>
+          <w:b/>
+          <w:bCs/>
+          <w:color w:val="5B4B8A"/>
+          <w:sz w:val="20"/>
+          <w:szCs w:val="20"/>
+          <w:rFonts w:ascii="Calibri" w:cs="Calibri" w:eastAsia="Calibri" w:hAnsi="Calibri"/>
+        </w:rPr>
+        <w:t xml:space="preserve">wpempirebuilder.com</w:t>
+      </w:r>
       <w:r>
         <w:rPr>
           <w:color w:val="222222"/>
@@ -1784,19 +1750,17 @@
         </w:numPr>
         <w:spacing w:after="20"/>
       </w:pPr>
-      <w:hyperlink w:history="1" r:id="rIdim9gbdbthmoxbqdxekec5">
-        <w:r>
-          <w:rPr>
-            <w:b/>
-            <w:bCs/>
-            <w:color w:val="5B4B8A"/>
-            <w:sz w:val="20"/>
-            <w:szCs w:val="20"/>
-            <w:rFonts w:ascii="Calibri" w:cs="Calibri" w:eastAsia="Calibri" w:hAnsi="Calibri"/>
-          </w:rPr>
-          <w:t xml:space="preserve">giladlab.uchicago.edu</w:t>
-        </w:r>
-      </w:hyperlink>
+      <w:r>
+        <w:rPr>
+          <w:b/>
+          <w:bCs/>
+          <w:color w:val="5B4B8A"/>
+          <w:sz w:val="20"/>
+          <w:szCs w:val="20"/>
+          <w:rFonts w:ascii="Calibri" w:cs="Calibri" w:eastAsia="Calibri" w:hAnsi="Calibri"/>
+        </w:rPr>
+        <w:t xml:space="preserve">giladlab.uchicago.edu</w:t>
+      </w:r>
       <w:r>
         <w:rPr>
           <w:color w:val="222222"/>
@@ -1816,19 +1780,17 @@
         </w:numPr>
         <w:spacing w:after="20"/>
       </w:pPr>
-      <w:hyperlink w:history="1" r:id="rIdnkvc1h2v2dsybof3k2nfm">
-        <w:r>
-          <w:rPr>
-            <w:b/>
-            <w:bCs/>
-            <w:color w:val="5B4B8A"/>
-            <w:sz w:val="20"/>
-            <w:szCs w:val="20"/>
-            <w:rFonts w:ascii="Calibri" w:cs="Calibri" w:eastAsia="Calibri" w:hAnsi="Calibri"/>
-          </w:rPr>
-          <w:t xml:space="preserve">chronotek.net</w:t>
-        </w:r>
-      </w:hyperlink>
+      <w:r>
+        <w:rPr>
+          <w:b/>
+          <w:bCs/>
+          <w:color w:val="5B4B8A"/>
+          <w:sz w:val="20"/>
+          <w:szCs w:val="20"/>
+          <w:rFonts w:ascii="Calibri" w:cs="Calibri" w:eastAsia="Calibri" w:hAnsi="Calibri"/>
+        </w:rPr>
+        <w:t xml:space="preserve">chronotek.net</w:t>
+      </w:r>
       <w:r>
         <w:rPr>
           <w:color w:val="222222"/>
@@ -1878,19 +1840,17 @@
         </w:numPr>
         <w:spacing w:after="20"/>
       </w:pPr>
-      <w:hyperlink w:history="1" r:id="rIdklw3e0jekoxw7txbio50i">
-        <w:r>
-          <w:rPr>
-            <w:b/>
-            <w:bCs/>
-            <w:color w:val="5B4B8A"/>
-            <w:sz w:val="20"/>
-            <w:szCs w:val="20"/>
-            <w:rFonts w:ascii="Calibri" w:cs="Calibri" w:eastAsia="Calibri" w:hAnsi="Calibri"/>
-          </w:rPr>
-          <w:t xml:space="preserve">porterandyork.com</w:t>
-        </w:r>
-      </w:hyperlink>
+      <w:r>
+        <w:rPr>
+          <w:b/>
+          <w:bCs/>
+          <w:color w:val="5B4B8A"/>
+          <w:sz w:val="20"/>
+          <w:szCs w:val="20"/>
+          <w:rFonts w:ascii="Calibri" w:cs="Calibri" w:eastAsia="Calibri" w:hAnsi="Calibri"/>
+        </w:rPr>
+        <w:t xml:space="preserve">porterandyork.com</w:t>
+      </w:r>
       <w:r>
         <w:rPr>
           <w:color w:val="222222"/>
@@ -1910,19 +1870,17 @@
         </w:numPr>
         <w:spacing w:after="20"/>
       </w:pPr>
-      <w:hyperlink w:history="1" r:id="rIdcpa8jahnedrb3u_2vkgez">
-        <w:r>
-          <w:rPr>
-            <w:b/>
-            <w:bCs/>
-            <w:color w:val="5B4B8A"/>
-            <w:sz w:val="20"/>
-            <w:szCs w:val="20"/>
-            <w:rFonts w:ascii="Calibri" w:cs="Calibri" w:eastAsia="Calibri" w:hAnsi="Calibri"/>
-          </w:rPr>
-          <w:t xml:space="preserve">bluestarcoffeeroasters.com</w:t>
-        </w:r>
-      </w:hyperlink>
+      <w:r>
+        <w:rPr>
+          <w:b/>
+          <w:bCs/>
+          <w:color w:val="5B4B8A"/>
+          <w:sz w:val="20"/>
+          <w:szCs w:val="20"/>
+          <w:rFonts w:ascii="Calibri" w:cs="Calibri" w:eastAsia="Calibri" w:hAnsi="Calibri"/>
+        </w:rPr>
+        <w:t xml:space="preserve">bluestarcoffeeroasters.com</w:t>
+      </w:r>
       <w:r>
         <w:rPr>
           <w:color w:val="222222"/>
@@ -1958,19 +1916,17 @@
         </w:numPr>
         <w:spacing w:after="20"/>
       </w:pPr>
-      <w:hyperlink w:history="1" r:id="rIdzkyq7eeuexburxdk9jzzw">
-        <w:r>
-          <w:rPr>
-            <w:b/>
-            <w:bCs/>
-            <w:color w:val="5B4B8A"/>
-            <w:sz w:val="20"/>
-            <w:szCs w:val="20"/>
-            <w:rFonts w:ascii="Calibri" w:cs="Calibri" w:eastAsia="Calibri" w:hAnsi="Calibri"/>
-          </w:rPr>
-          <w:t xml:space="preserve">whatisblik.com</w:t>
-        </w:r>
-      </w:hyperlink>
+      <w:r>
+        <w:rPr>
+          <w:b/>
+          <w:bCs/>
+          <w:color w:val="5B4B8A"/>
+          <w:sz w:val="20"/>
+          <w:szCs w:val="20"/>
+          <w:rFonts w:ascii="Calibri" w:cs="Calibri" w:eastAsia="Calibri" w:hAnsi="Calibri"/>
+        </w:rPr>
+        <w:t xml:space="preserve">whatisblik.com</w:t>
+      </w:r>
       <w:r>
         <w:rPr>
           <w:color w:val="222222"/>
@@ -1990,19 +1946,17 @@
         </w:numPr>
         <w:spacing w:after="20"/>
       </w:pPr>
-      <w:hyperlink w:history="1" r:id="rIdctyfwiv2fn5ohtera7qwl">
-        <w:r>
-          <w:rPr>
-            <w:b/>
-            <w:bCs/>
-            <w:color w:val="5B4B8A"/>
-            <w:sz w:val="20"/>
-            <w:szCs w:val="20"/>
-            <w:rFonts w:ascii="Calibri" w:cs="Calibri" w:eastAsia="Calibri" w:hAnsi="Calibri"/>
-          </w:rPr>
-          <w:t xml:space="preserve">zinus.com</w:t>
-        </w:r>
-      </w:hyperlink>
+      <w:r>
+        <w:rPr>
+          <w:b/>
+          <w:bCs/>
+          <w:color w:val="5B4B8A"/>
+          <w:sz w:val="20"/>
+          <w:szCs w:val="20"/>
+          <w:rFonts w:ascii="Calibri" w:cs="Calibri" w:eastAsia="Calibri" w:hAnsi="Calibri"/>
+        </w:rPr>
+        <w:t xml:space="preserve">zinus.com</w:t>
+      </w:r>
       <w:r>
         <w:rPr>
           <w:color w:val="222222"/>
